--- a/chapters/word_output/CH-004_VR_Vetor_Radial.docx
+++ b/chapters/word_output/CH-004_VR_Vetor_Radial.docx
@@ -449,7 +449,7 @@
           <w:szCs w:val="18"/>
           <w:rFonts w:ascii="Courier New" w:cs="Courier New" w:eastAsia="Courier New" w:hAnsi="Courier New"/>
         </w:rPr>
-        <w:t xml:space="preserve">biomechanics_base: "Arc-Shortening Effect &amp; Barraquer's Law of Thickness"</w:t>
+        <w:t xml:space="preserve">biomechanics_base: "arc-shortening (encurtamento do arco) Effect &amp; Barraquer's Law of Thickness"</w:t>
       </w:r>
     </w:p>
     <w:p>
@@ -695,7 +695,7 @@
           <w:szCs w:val="22"/>
           <w:rFonts w:ascii="Times New Roman" w:cs="Times New Roman" w:eastAsia="Times New Roman" w:hAnsi="Times New Roman"/>
         </w:rPr>
-        <w:t xml:space="preserve">O Princípio Físico: O Efeito de Encurtamento de Arco (*Arc-Shortening Effect*)</w:t>
+        <w:t xml:space="preserve">O Princípio Físico: O Efeito de Encurtamento de Arco (*arc-shortening (encurtamento do arco) Effect*)</w:t>
       </w:r>
     </w:p>
     <w:p>
@@ -741,7 +741,7 @@
           <w:szCs w:val="22"/>
           <w:rFonts w:ascii="Times New Roman" w:cs="Times New Roman" w:eastAsia="Times New Roman" w:hAnsi="Times New Roman"/>
         </w:rPr>
-        <w:t xml:space="preserve">arc-shortening effect</w:t>
+        <w:t xml:space="preserve">arc-shortening (encurtamento do arco) effect</w:t>
       </w:r>
       <w:r>
         <w:rPr>
@@ -1308,7 +1308,7 @@
           <w:szCs w:val="22"/>
           <w:rFonts w:ascii="Times New Roman" w:cs="Times New Roman" w:eastAsia="Times New Roman" w:hAnsi="Times New Roman"/>
         </w:rPr>
-        <w:t xml:space="preserve">A Mecânica no Tecido: A Cascata Tenting → Arc-Shortening</w:t>
+        <w:t xml:space="preserve">A Mecânica no Tecido: A Cascata Tenting → arc-shortening (encurtamento do arco)</w:t>
       </w:r>
     </w:p>
     <w:p>
@@ -1432,7 +1432,7 @@
           <w:szCs w:val="22"/>
           <w:rFonts w:ascii="Times New Roman" w:cs="Times New Roman" w:eastAsia="Times New Roman" w:hAnsi="Times New Roman"/>
         </w:rPr>
-        <w:t xml:space="preserve">2. Arc-Shortening (escala mesoscal/fibrilar):</w:t>
+        <w:t xml:space="preserve">2. arc-shortening (encurtamento do arco) (escala mesoscal/fibrilar):</w:t>
       </w:r>
     </w:p>
     <w:p>
@@ -1845,7 +1845,7 @@
           <w:szCs w:val="22"/>
           <w:rFonts w:ascii="Times New Roman" w:cs="Times New Roman" w:eastAsia="Times New Roman" w:hAnsi="Times New Roman"/>
         </w:rPr>
-        <w:t xml:space="preserve">Ao interpor-se entre as lamelas, o implante força as fibras radiais a percorrerem um trajeto mais longo ao seu redor (arc-shortening). Como o colágeno tem pouca elasticidade, essas fibras ficam </w:t>
+        <w:t xml:space="preserve">Ao interpor-se entre as lamelas, o implante força as fibras radiais a percorrerem um trajeto mais longo ao seu redor (arc-shortening (encurtamento do arco)). Como o colágeno tem pouca elasticidade, essas fibras ficam </w:t>
       </w:r>
       <w:r>
         <w:rPr>
@@ -4335,7 +4335,7 @@
           <w:szCs w:val="18"/>
           <w:rFonts w:ascii="Courier New" w:cs="Courier New" w:eastAsia="Courier New" w:hAnsi="Courier New"/>
         </w:rPr>
-        <w:t xml:space="preserve">  como CONSEQUÊNCIA do arc-shortening (arco encurta → centro aplaina). </w:t>
+        <w:t xml:space="preserve">  como CONSEQUÊNCIA do arc-shortening (encurtamento do arco) (arco encurta → centro aplaina). </w:t>
       </w:r>
     </w:p>
     <w:p>
@@ -7262,7 +7262,7 @@
           <w:szCs w:val="18"/>
           <w:rFonts w:ascii="Courier New" w:cs="Courier New" w:eastAsia="Courier New" w:hAnsi="Courier New"/>
         </w:rPr>
-        <w:t xml:space="preserve">    relevance: "Mathematical model of arc-shortening effect and central flattening"</w:t>
+        <w:t xml:space="preserve">    relevance: "Mathematical model of arc-shortening (encurtamento do arco) effect and central flattening"</w:t>
       </w:r>
     </w:p>
     <w:p>
@@ -8602,7 +8602,7 @@
           <w:szCs w:val="22"/>
           <w:rFonts w:ascii="Times New Roman" w:cs="Times New Roman" w:eastAsia="Times New Roman" w:hAnsi="Times New Roman"/>
         </w:rPr>
-        <w:t xml:space="preserve">[x] VR descrito com base biomecânica comprovada (arc-shortening, Barraquer)</w:t>
+        <w:t xml:space="preserve">[x] VR descrito com base biomecânica comprovada (arc-shortening (encurtamento do arco), Barraquer)</w:t>
       </w:r>
     </w:p>
     <w:p>
@@ -9085,7 +9085,7 @@
           <w:szCs w:val="22"/>
           <w:rFonts w:ascii="Times New Roman" w:cs="Times New Roman" w:eastAsia="Times New Roman" w:hAnsi="Times New Roman"/>
         </w:rPr>
-        <w:t xml:space="preserve">arc-shortening effect</w:t>
+        <w:t xml:space="preserve">arc-shortening (encurtamento do arco) effect</w:t>
       </w:r>
       <w:r>
         <w:rPr>

--- a/chapters/word_output/CH-004_VR_Vetor_Radial.docx
+++ b/chapters/word_output/CH-004_VR_Vetor_Radial.docx
@@ -2675,7 +2675,7 @@
           <w:insideH w:val="single" w:color="auto" w:sz="4"/>
           <w:insideV w:val="single" w:color="auto" w:sz="4"/>
         </w:tblBorders>
-        <w:tblLayout w:type="fixed"/>
+        <w:tblLayout w:type="autofit"/>
       </w:tblPr>
       <w:tblGrid>
         <w:gridCol w:w="100"/>
@@ -4519,7 +4519,7 @@
           <w:insideH w:val="single" w:color="auto" w:sz="4"/>
           <w:insideV w:val="single" w:color="auto" w:sz="4"/>
         </w:tblBorders>
-        <w:tblLayout w:type="fixed"/>
+        <w:tblLayout w:type="autofit"/>
       </w:tblPr>
       <w:tblGrid>
         <w:gridCol w:w="100"/>
@@ -5129,7 +5129,7 @@
           <w:insideH w:val="single" w:color="auto" w:sz="4"/>
           <w:insideV w:val="single" w:color="auto" w:sz="4"/>
         </w:tblBorders>
-        <w:tblLayout w:type="fixed"/>
+        <w:tblLayout w:type="autofit"/>
       </w:tblPr>
       <w:tblGrid>
         <w:gridCol w:w="100"/>

--- a/chapters/word_output/CH-004_VR_Vetor_Radial.docx
+++ b/chapters/word_output/CH-004_VR_Vetor_Radial.docx
@@ -1091,7 +1091,7 @@
           <w:szCs w:val="22"/>
           <w:rFonts w:ascii="Times New Roman" w:cs="Times New Roman" w:eastAsia="Times New Roman" w:hAnsi="Times New Roman"/>
         </w:rPr>
-        <w:t xml:space="preserve">![Figura 4.3: Lei de Barraquer focada em Biomecânica da Córnea — Comparação da adição periférica pelo Anel e a remoção central pelo Excimer Laser](../../images/CH-004_Vetor_Radial/barraquer_law_biomechanics_pt_1771774491898.png)</w:t>
+        <w:t xml:space="preserve">![Figura 4.3: Lei de Barraquer focada em Biomecânica da Córnea — Comparação da adição periférica pelo Anel e a remoção central pelo Excimer Laser](../../images/CH-004_VR_Vetor_Radial/Figura_4.3_Barraquer_Law.svg)</w:t>
       </w:r>
     </w:p>
     <w:p>
@@ -1735,403 +1735,6 @@
       <w:pPr>
         <w:spacing w:before="0" w:after="113"/>
       </w:pPr>
-    </w:p>
-    <w:p>
-      <w:pPr>
-        <w:pBdr>
-          <w:top w:val="dashed" w:color="FFAAAA" w:sz="4"/>
-          <w:bottom w:val="dashed" w:color="FFAAAA" w:sz="4"/>
-          <w:left w:val="dashed" w:color="FFAAAA" w:sz="4"/>
-          <w:right w:val="dashed" w:color="FFAAAA" w:sz="4"/>
-        </w:pBdr>
-        <w:shd w:fill="FFF0F0" w:val="clear"/>
-        <w:spacing w:before="226" w:after="113"/>
-        <w:jc w:val="center"/>
-      </w:pPr>
-      <w:r>
-        <w:rPr>
-          <w:i/>
-          <w:iCs/>
-          <w:color w:val="AA0000"/>
-          <w:sz w:val="18"/>
-          <w:szCs w:val="18"/>
-          <w:rFonts w:ascii="Times New Roman" w:cs="Times New Roman" w:eastAsia="Times New Roman" w:hAnsi="Times New Roman"/>
-        </w:rPr>
-        <w:t xml:space="preserve">[IMAGEM NÃO ENCONTRADA: Figura_4.4_VR_Corte_Transversal.png]</w:t>
-      </w:r>
-    </w:p>
-    <w:p>
-      <w:pPr>
-        <w:pBdr>
-          <w:top w:val="single" w:color="B0C4DE" w:sz="4" w:space="2"/>
-        </w:pBdr>
-        <w:spacing w:before="113" w:after="340"/>
-        <w:jc w:val="center"/>
-      </w:pPr>
-      <w:r>
-        <w:rPr>
-          <w:i/>
-          <w:iCs/>
-          <w:sz w:val="18"/>
-          <w:szCs w:val="18"/>
-          <w:rFonts w:ascii="Times New Roman" w:cs="Times New Roman" w:eastAsia="Times New Roman" w:hAnsi="Times New Roman"/>
-        </w:rPr>
-        <w:t xml:space="preserve">Figura 4.4 — Mecanismo Biomecânico do Vetor Radial: a tração local das fibras sobre o anel causa perda de curvatura central e aplainamento compensatório</w:t>
-      </w:r>
-    </w:p>
-    <w:p>
-      <w:pPr>
-        <w:pStyle w:val="Heading3"/>
-        <w:spacing w:before="340" w:after="113"/>
-      </w:pPr>
-      <w:r>
-        <w:rPr>
-          <w:b/>
-          <w:bCs/>
-          <w:i/>
-          <w:iCs/>
-          <w:color w:val="4A7FC1"/>
-          <w:sz w:val="24"/>
-          <w:szCs w:val="24"/>
-          <w:rFonts w:ascii="Times New Roman" w:cs="Times New Roman" w:eastAsia="Times New Roman" w:hAnsi="Times New Roman"/>
-        </w:rPr>
-        <w:t xml:space="preserve">O Motor Microscópico: Tração Lamelar</w:t>
-      </w:r>
-    </w:p>
-    <w:p>
-      <w:pPr>
-        <w:spacing w:line="276" w:before="0" w:after="170"/>
-        <w:jc w:val="both"/>
-      </w:pPr>
-      <w:r>
-        <w:rPr>
-          <w:color w:val="1A1A1A"/>
-          <w:sz w:val="22"/>
-          <w:szCs w:val="22"/>
-          <w:rFonts w:ascii="Times New Roman" w:cs="Times New Roman" w:eastAsia="Times New Roman" w:hAnsi="Times New Roman"/>
-        </w:rPr>
-        <w:t xml:space="preserve">Para compreender a física exata de </w:t>
-      </w:r>
-      <w:r>
-        <w:rPr>
-          <w:i/>
-          <w:iCs/>
-          <w:color w:val="1A1A1A"/>
-          <w:sz w:val="22"/>
-          <w:szCs w:val="22"/>
-          <w:rFonts w:ascii="Times New Roman" w:cs="Times New Roman" w:eastAsia="Times New Roman" w:hAnsi="Times New Roman"/>
-        </w:rPr>
-        <w:t xml:space="preserve">como</w:t>
-      </w:r>
-      <w:r>
-        <w:rPr>
-          <w:color w:val="1A1A1A"/>
-          <w:sz w:val="22"/>
-          <w:szCs w:val="22"/>
-          <w:rFonts w:ascii="Times New Roman" w:cs="Times New Roman" w:eastAsia="Times New Roman" w:hAnsi="Times New Roman"/>
-        </w:rPr>
-        <w:t xml:space="preserve"> o Vetor Radial funciona, precisamos olhar a nível lamelar. A córnea não é um objeto sólido contínuo; é composta por camadas (lamelas) de fibras de colágeno intercruzadas. O anel (sendo inserido entre essas lamelas) atua como uma cunha interstromal.</w:t>
-      </w:r>
-    </w:p>
-    <w:p>
-      <w:pPr>
-        <w:spacing w:line="276" w:before="0" w:after="170"/>
-        <w:jc w:val="both"/>
-      </w:pPr>
-      <w:r>
-        <w:rPr>
-          <w:color w:val="1A1A1A"/>
-          <w:sz w:val="22"/>
-          <w:szCs w:val="22"/>
-          <w:rFonts w:ascii="Times New Roman" w:cs="Times New Roman" w:eastAsia="Times New Roman" w:hAnsi="Times New Roman"/>
-        </w:rPr>
-        <w:t xml:space="preserve">Ao interpor-se entre as lamelas, o implante força as fibras radiais a percorrerem um trajeto mais longo ao seu redor (arc-shortening (encurtamento do arco)). Como o colágeno tem pouca elasticidade, essas fibras ficam </w:t>
-      </w:r>
-      <w:r>
-        <w:rPr>
-          <w:b/>
-          <w:bCs/>
-          <w:color w:val="1A1A1A"/>
-          <w:sz w:val="22"/>
-          <w:szCs w:val="22"/>
-          <w:rFonts w:ascii="Times New Roman" w:cs="Times New Roman" w:eastAsia="Times New Roman" w:hAnsi="Times New Roman"/>
-        </w:rPr>
-        <w:t xml:space="preserve">fisicamente tensionadas</w:t>
-      </w:r>
-      <w:r>
-        <w:rPr>
-          <w:color w:val="1A1A1A"/>
-          <w:sz w:val="22"/>
-          <w:szCs w:val="22"/>
-          <w:rFonts w:ascii="Times New Roman" w:cs="Times New Roman" w:eastAsia="Times New Roman" w:hAnsi="Times New Roman"/>
-        </w:rPr>
-        <w:t xml:space="preserve">. Essa tensão periférica é transmitida ao longo das fibras e redistribui o campo de estresse estromal — a zona central, com menor resistência periférica, aplaina.</w:t>
-      </w:r>
-    </w:p>
-    <w:p>
-      <w:pPr>
-        <w:spacing w:line="276" w:before="0" w:after="170"/>
-        <w:jc w:val="both"/>
-      </w:pPr>
-      <w:r>
-        <w:rPr>
-          <w:color w:val="1A1A1A"/>
-          <w:sz w:val="22"/>
-          <w:szCs w:val="22"/>
-          <w:rFonts w:ascii="Times New Roman" w:cs="Times New Roman" w:eastAsia="Times New Roman" w:hAnsi="Times New Roman"/>
-        </w:rPr>
-        <w:t xml:space="preserve">Esse acoplamento mecânico explica por que a topografia pós-operatória de um anel bem-posicionado mostra um padrão de </w:t>
-      </w:r>
-      <w:r>
-        <w:rPr>
-          <w:b/>
-          <w:bCs/>
-          <w:color w:val="1A1A1A"/>
-          <w:sz w:val="22"/>
-          <w:szCs w:val="22"/>
-          <w:rFonts w:ascii="Times New Roman" w:cs="Times New Roman" w:eastAsia="Times New Roman" w:hAnsi="Times New Roman"/>
-        </w:rPr>
-        <w:t xml:space="preserve">bowtie modificado</w:t>
-      </w:r>
-      <w:r>
-        <w:rPr>
-          <w:color w:val="1A1A1A"/>
-          <w:sz w:val="22"/>
-          <w:szCs w:val="22"/>
-          <w:rFonts w:ascii="Times New Roman" w:cs="Times New Roman" w:eastAsia="Times New Roman" w:hAnsi="Times New Roman"/>
-        </w:rPr>
-        <w:t xml:space="preserve"> (formato de "gravata-borboleta" com achatamento central) — o sinal clínico de que o Vetor Radial funcionou exatamente como planejado.</w:t>
-      </w:r>
-    </w:p>
-    <w:p>
-      <w:pPr>
-        <w:pStyle w:val="Heading4"/>
-        <w:spacing w:before="226" w:after="56"/>
-      </w:pPr>
-      <w:r>
-        <w:rPr>
-          <w:b/>
-          <w:bCs/>
-          <w:color w:val="1B365D"/>
-          <w:sz w:val="22"/>
-          <w:szCs w:val="22"/>
-          <w:rFonts w:ascii="Times New Roman" w:cs="Times New Roman" w:eastAsia="Times New Roman" w:hAnsi="Times New Roman"/>
-        </w:rPr>
-        <w:t xml:space="preserve">Modelo — vetor puramente matemático, a magnitude e distribuição formam:</w:t>
-      </w:r>
-    </w:p>
-    <w:p>
-      <w:pPr>
-        <w:pBdr>
-          <w:top w:val="single" w:color="CCCCCC" w:sz="4"/>
-          <w:bottom w:val="single" w:color="CCCCCC" w:sz="4"/>
-          <w:left w:val="single" w:color="CCCCCC" w:sz="4"/>
-          <w:right w:val="single" w:color="CCCCCC" w:sz="4"/>
-        </w:pBdr>
-        <w:shd w:fill="F5F5F5" w:val="clear"/>
-        <w:spacing w:before="0" w:after="0" w:line="240"/>
-        <w:ind w:left="283" w:right="283"/>
-      </w:pPr>
-      <w:r>
-        <w:rPr>
-          <w:color w:val="1A1A1A"/>
-          <w:sz w:val="18"/>
-          <w:szCs w:val="18"/>
-          <w:rFonts w:ascii="Courier New" w:cs="Courier New" w:eastAsia="Courier New" w:hAnsi="Courier New"/>
-        </w:rPr>
-        <w:t xml:space="preserve">Vetor Radial = f(t, d, E_estromal, r)</w:t>
-      </w:r>
-    </w:p>
-    <w:p>
-      <w:pPr>
-        <w:pBdr>
-          <w:top w:val="single" w:color="CCCCCC" w:sz="4"/>
-          <w:bottom w:val="single" w:color="CCCCCC" w:sz="4"/>
-          <w:left w:val="single" w:color="CCCCCC" w:sz="4"/>
-          <w:right w:val="single" w:color="CCCCCC" w:sz="4"/>
-        </w:pBdr>
-        <w:shd w:fill="F5F5F5" w:val="clear"/>
-        <w:spacing w:before="0" w:after="0" w:line="240"/>
-        <w:ind w:left="283" w:right="283"/>
-      </w:pPr>
-      <w:r>
-        <w:rPr>
-          <w:color w:val="1A1A1A"/>
-          <w:sz w:val="18"/>
-          <w:szCs w:val="18"/>
-          <w:rFonts w:ascii="Courier New" w:cs="Courier New" w:eastAsia="Courier New" w:hAnsi="Courier New"/>
-        </w:rPr>
-      </w:r>
-    </w:p>
-    <w:p>
-      <w:pPr>
-        <w:pBdr>
-          <w:top w:val="single" w:color="CCCCCC" w:sz="4"/>
-          <w:bottom w:val="single" w:color="CCCCCC" w:sz="4"/>
-          <w:left w:val="single" w:color="CCCCCC" w:sz="4"/>
-          <w:right w:val="single" w:color="CCCCCC" w:sz="4"/>
-        </w:pBdr>
-        <w:shd w:fill="F5F5F5" w:val="clear"/>
-        <w:spacing w:before="0" w:after="0" w:line="240"/>
-        <w:ind w:left="283" w:right="283"/>
-      </w:pPr>
-      <w:r>
-        <w:rPr>
-          <w:color w:val="1A1A1A"/>
-          <w:sz w:val="18"/>
-          <w:szCs w:val="18"/>
-          <w:rFonts w:ascii="Courier New" w:cs="Courier New" w:eastAsia="Courier New" w:hAnsi="Courier New"/>
-        </w:rPr>
-        <w:t xml:space="preserve">Onde:</w:t>
-      </w:r>
-    </w:p>
-    <w:p>
-      <w:pPr>
-        <w:pBdr>
-          <w:top w:val="single" w:color="CCCCCC" w:sz="4"/>
-          <w:bottom w:val="single" w:color="CCCCCC" w:sz="4"/>
-          <w:left w:val="single" w:color="CCCCCC" w:sz="4"/>
-          <w:right w:val="single" w:color="CCCCCC" w:sz="4"/>
-        </w:pBdr>
-        <w:shd w:fill="F5F5F5" w:val="clear"/>
-        <w:spacing w:before="0" w:after="0" w:line="240"/>
-        <w:ind w:left="283" w:right="283"/>
-      </w:pPr>
-      <w:r>
-        <w:rPr>
-          <w:color w:val="1A1A1A"/>
-          <w:sz w:val="18"/>
-          <w:szCs w:val="18"/>
-          <w:rFonts w:ascii="Courier New" w:cs="Courier New" w:eastAsia="Courier New" w:hAnsi="Courier New"/>
-        </w:rPr>
-        <w:t xml:space="preserve">  t = espessura do segmento de anel (μm)</w:t>
-      </w:r>
-    </w:p>
-    <w:p>
-      <w:pPr>
-        <w:pBdr>
-          <w:top w:val="single" w:color="CCCCCC" w:sz="4"/>
-          <w:bottom w:val="single" w:color="CCCCCC" w:sz="4"/>
-          <w:left w:val="single" w:color="CCCCCC" w:sz="4"/>
-          <w:right w:val="single" w:color="CCCCCC" w:sz="4"/>
-        </w:pBdr>
-        <w:shd w:fill="F5F5F5" w:val="clear"/>
-        <w:spacing w:before="0" w:after="0" w:line="240"/>
-        <w:ind w:left="283" w:right="283"/>
-      </w:pPr>
-      <w:r>
-        <w:rPr>
-          <w:color w:val="1A1A1A"/>
-          <w:sz w:val="18"/>
-          <w:szCs w:val="18"/>
-          <w:rFonts w:ascii="Courier New" w:cs="Courier New" w:eastAsia="Courier New" w:hAnsi="Courier New"/>
-        </w:rPr>
-        <w:t xml:space="preserve">  d = diâmetro de implantação (mm)</w:t>
-      </w:r>
-    </w:p>
-    <w:p>
-      <w:pPr>
-        <w:pBdr>
-          <w:top w:val="single" w:color="CCCCCC" w:sz="4"/>
-          <w:bottom w:val="single" w:color="CCCCCC" w:sz="4"/>
-          <w:left w:val="single" w:color="CCCCCC" w:sz="4"/>
-          <w:right w:val="single" w:color="CCCCCC" w:sz="4"/>
-        </w:pBdr>
-        <w:shd w:fill="F5F5F5" w:val="clear"/>
-        <w:spacing w:before="0" w:after="0" w:line="240"/>
-        <w:ind w:left="283" w:right="283"/>
-      </w:pPr>
-      <w:r>
-        <w:rPr>
-          <w:color w:val="1A1A1A"/>
-          <w:sz w:val="18"/>
-          <w:szCs w:val="18"/>
-          <w:rFonts w:ascii="Courier New" w:cs="Courier New" w:eastAsia="Courier New" w:hAnsi="Courier New"/>
-        </w:rPr>
-        <w:t xml:space="preserve">  E_estromal = módulo de elasticidade lamelar local (Young modulus)</w:t>
-      </w:r>
-    </w:p>
-    <w:p>
-      <w:pPr>
-        <w:pBdr>
-          <w:top w:val="single" w:color="CCCCCC" w:sz="4"/>
-          <w:bottom w:val="single" w:color="CCCCCC" w:sz="4"/>
-          <w:left w:val="single" w:color="CCCCCC" w:sz="4"/>
-          <w:right w:val="single" w:color="CCCCCC" w:sz="4"/>
-        </w:pBdr>
-        <w:shd w:fill="F5F5F5" w:val="clear"/>
-        <w:spacing w:before="0" w:after="0" w:line="240"/>
-        <w:ind w:left="283" w:right="283"/>
-      </w:pPr>
-      <w:r>
-        <w:rPr>
-          <w:color w:val="1A1A1A"/>
-          <w:sz w:val="18"/>
-          <w:szCs w:val="18"/>
-          <w:rFonts w:ascii="Courier New" w:cs="Courier New" w:eastAsia="Courier New" w:hAnsi="Courier New"/>
-        </w:rPr>
-        <w:t xml:space="preserve">  r = raio de curvatura original da córnea</w:t>
-      </w:r>
-    </w:p>
-    <w:p>
-      <w:pPr>
-        <w:spacing w:before="0" w:after="170"/>
-      </w:pPr>
-    </w:p>
-    <w:p>
-      <w:pPr>
-        <w:spacing w:line="276" w:before="0" w:after="170"/>
-        <w:jc w:val="both"/>
-      </w:pPr>
-      <w:r>
-        <w:rPr>
-          <w:color w:val="1A1A1A"/>
-          <w:sz w:val="22"/>
-          <w:szCs w:val="22"/>
-          <w:rFonts w:ascii="Times New Roman" w:cs="Times New Roman" w:eastAsia="Times New Roman" w:hAnsi="Times New Roman"/>
-        </w:rPr>
-        <w:t xml:space="preserve">Numa visão </w:t>
-      </w:r>
-      <w:r>
-        <w:rPr>
-          <w:i/>
-          <w:iCs/>
-          <w:color w:val="1A1A1A"/>
-          <w:sz w:val="22"/>
-          <w:szCs w:val="22"/>
-          <w:rFonts w:ascii="Times New Roman" w:cs="Times New Roman" w:eastAsia="Times New Roman" w:hAnsi="Times New Roman"/>
-        </w:rPr>
-        <w:t xml:space="preserve">top-down</w:t>
-      </w:r>
-      <w:r>
-        <w:rPr>
-          <w:color w:val="1A1A1A"/>
-          <w:sz w:val="22"/>
-          <w:szCs w:val="22"/>
-          <w:rFonts w:ascii="Times New Roman" w:cs="Times New Roman" w:eastAsia="Times New Roman" w:hAnsi="Times New Roman"/>
-        </w:rPr>
-        <w:t xml:space="preserve"> (frontal), em vez de meras setas, observe a córnea como um tecido tensionado. Os segmentos laterais agem como </w:t>
-      </w:r>
-      <w:r>
-        <w:rPr>
-          <w:b/>
-          <w:bCs/>
-          <w:color w:val="1A1A1A"/>
-          <w:sz w:val="22"/>
-          <w:szCs w:val="22"/>
-          <w:rFonts w:ascii="Times New Roman" w:cs="Times New Roman" w:eastAsia="Times New Roman" w:hAnsi="Times New Roman"/>
-        </w:rPr>
-        <w:t xml:space="preserve">âncoras estromais</w:t>
-      </w:r>
-      <w:r>
-        <w:rPr>
-          <w:color w:val="1A1A1A"/>
-          <w:sz w:val="22"/>
-          <w:szCs w:val="22"/>
-          <w:rFonts w:ascii="Times New Roman" w:cs="Times New Roman" w:eastAsia="Times New Roman" w:hAnsi="Times New Roman"/>
-        </w:rPr>
-        <w:t xml:space="preserve">, puxando ativamente as linhas de tensão (as fibras) a partir das bordas, criando um trecho uniformemente esticado (zona óptica aplainada) em todo o centro.</w:t>
-      </w:r>
     </w:p>
     <w:p>
       <w:pPr>
@@ -2158,6 +1761,425 @@
                   </pic:nvPicPr>
                   <pic:blipFill>
                     <a:blip r:embed="rId10" cstate="none"/>
+                    <a:srcRect/>
+                    <a:stretch>
+                      <a:fillRect/>
+                    </a:stretch>
+                  </pic:blipFill>
+                  <pic:spPr bwMode="auto">
+                    <a:xfrm>
+                      <a:off x="0" y="0"/>
+                      <a:ext cx="5038725" cy="3600450"/>
+                    </a:xfrm>
+                    <a:prstGeom prst="rect">
+                      <a:avLst/>
+                    </a:prstGeom>
+                  </pic:spPr>
+                </pic:pic>
+              </a:graphicData>
+            </a:graphic>
+          </wp:inline>
+        </w:drawing>
+      </w:r>
+    </w:p>
+    <w:p>
+      <w:pPr>
+        <w:pBdr>
+          <w:top w:val="single" w:color="B0C4DE" w:sz="4" w:space="2"/>
+        </w:pBdr>
+        <w:spacing w:before="113" w:after="340"/>
+        <w:jc w:val="center"/>
+      </w:pPr>
+      <w:r>
+        <w:rPr>
+          <w:i/>
+          <w:iCs/>
+          <w:sz w:val="18"/>
+          <w:szCs w:val="18"/>
+          <w:rFonts w:ascii="Times New Roman" w:cs="Times New Roman" w:eastAsia="Times New Roman" w:hAnsi="Times New Roman"/>
+        </w:rPr>
+        <w:t xml:space="preserve">Figura 4.4 — Mecanismo Biomecânico do Vetor Radial: a tração local das fibras sobre o anel causa perda de curvatura central e aplainamento compensatório</w:t>
+      </w:r>
+    </w:p>
+    <w:p>
+      <w:pPr>
+        <w:pStyle w:val="Heading3"/>
+        <w:spacing w:before="340" w:after="113"/>
+      </w:pPr>
+      <w:r>
+        <w:rPr>
+          <w:b/>
+          <w:bCs/>
+          <w:i/>
+          <w:iCs/>
+          <w:color w:val="4A7FC1"/>
+          <w:sz w:val="24"/>
+          <w:szCs w:val="24"/>
+          <w:rFonts w:ascii="Times New Roman" w:cs="Times New Roman" w:eastAsia="Times New Roman" w:hAnsi="Times New Roman"/>
+        </w:rPr>
+        <w:t xml:space="preserve">O Motor Microscópico: Tração Lamelar</w:t>
+      </w:r>
+    </w:p>
+    <w:p>
+      <w:pPr>
+        <w:spacing w:line="276" w:before="0" w:after="170"/>
+        <w:jc w:val="both"/>
+      </w:pPr>
+      <w:r>
+        <w:rPr>
+          <w:color w:val="1A1A1A"/>
+          <w:sz w:val="22"/>
+          <w:szCs w:val="22"/>
+          <w:rFonts w:ascii="Times New Roman" w:cs="Times New Roman" w:eastAsia="Times New Roman" w:hAnsi="Times New Roman"/>
+        </w:rPr>
+        <w:t xml:space="preserve">Para compreender a física exata de </w:t>
+      </w:r>
+      <w:r>
+        <w:rPr>
+          <w:i/>
+          <w:iCs/>
+          <w:color w:val="1A1A1A"/>
+          <w:sz w:val="22"/>
+          <w:szCs w:val="22"/>
+          <w:rFonts w:ascii="Times New Roman" w:cs="Times New Roman" w:eastAsia="Times New Roman" w:hAnsi="Times New Roman"/>
+        </w:rPr>
+        <w:t xml:space="preserve">como</w:t>
+      </w:r>
+      <w:r>
+        <w:rPr>
+          <w:color w:val="1A1A1A"/>
+          <w:sz w:val="22"/>
+          <w:szCs w:val="22"/>
+          <w:rFonts w:ascii="Times New Roman" w:cs="Times New Roman" w:eastAsia="Times New Roman" w:hAnsi="Times New Roman"/>
+        </w:rPr>
+        <w:t xml:space="preserve"> o Vetor Radial funciona, precisamos olhar a nível lamelar. A córnea não é um objeto sólido contínuo; é composta por camadas (lamelas) de fibras de colágeno intercruzadas. O anel (sendo inserido entre essas lamelas) atua como uma cunha interstromal.</w:t>
+      </w:r>
+    </w:p>
+    <w:p>
+      <w:pPr>
+        <w:spacing w:line="276" w:before="0" w:after="170"/>
+        <w:jc w:val="both"/>
+      </w:pPr>
+      <w:r>
+        <w:rPr>
+          <w:color w:val="1A1A1A"/>
+          <w:sz w:val="22"/>
+          <w:szCs w:val="22"/>
+          <w:rFonts w:ascii="Times New Roman" w:cs="Times New Roman" w:eastAsia="Times New Roman" w:hAnsi="Times New Roman"/>
+        </w:rPr>
+        <w:t xml:space="preserve">Ao interpor-se entre as lamelas, o implante força as fibras radiais a percorrerem um trajeto mais longo ao seu redor (arc-shortening (encurtamento do arco)). Como o colágeno tem pouca elasticidade, essas fibras ficam </w:t>
+      </w:r>
+      <w:r>
+        <w:rPr>
+          <w:b/>
+          <w:bCs/>
+          <w:color w:val="1A1A1A"/>
+          <w:sz w:val="22"/>
+          <w:szCs w:val="22"/>
+          <w:rFonts w:ascii="Times New Roman" w:cs="Times New Roman" w:eastAsia="Times New Roman" w:hAnsi="Times New Roman"/>
+        </w:rPr>
+        <w:t xml:space="preserve">fisicamente tensionadas</w:t>
+      </w:r>
+      <w:r>
+        <w:rPr>
+          <w:color w:val="1A1A1A"/>
+          <w:sz w:val="22"/>
+          <w:szCs w:val="22"/>
+          <w:rFonts w:ascii="Times New Roman" w:cs="Times New Roman" w:eastAsia="Times New Roman" w:hAnsi="Times New Roman"/>
+        </w:rPr>
+        <w:t xml:space="preserve">. Essa tensão periférica é transmitida ao longo das fibras e redistribui o campo de estresse estromal — a zona central, com menor resistência periférica, aplaina.</w:t>
+      </w:r>
+    </w:p>
+    <w:p>
+      <w:pPr>
+        <w:spacing w:line="276" w:before="0" w:after="170"/>
+        <w:jc w:val="both"/>
+      </w:pPr>
+      <w:r>
+        <w:rPr>
+          <w:color w:val="1A1A1A"/>
+          <w:sz w:val="22"/>
+          <w:szCs w:val="22"/>
+          <w:rFonts w:ascii="Times New Roman" w:cs="Times New Roman" w:eastAsia="Times New Roman" w:hAnsi="Times New Roman"/>
+        </w:rPr>
+        <w:t xml:space="preserve">Esse acoplamento mecânico explica por que a topografia pós-operatória de um anel bem-posicionado mostra um padrão de </w:t>
+      </w:r>
+      <w:r>
+        <w:rPr>
+          <w:b/>
+          <w:bCs/>
+          <w:color w:val="1A1A1A"/>
+          <w:sz w:val="22"/>
+          <w:szCs w:val="22"/>
+          <w:rFonts w:ascii="Times New Roman" w:cs="Times New Roman" w:eastAsia="Times New Roman" w:hAnsi="Times New Roman"/>
+        </w:rPr>
+        <w:t xml:space="preserve">bowtie modificado</w:t>
+      </w:r>
+      <w:r>
+        <w:rPr>
+          <w:color w:val="1A1A1A"/>
+          <w:sz w:val="22"/>
+          <w:szCs w:val="22"/>
+          <w:rFonts w:ascii="Times New Roman" w:cs="Times New Roman" w:eastAsia="Times New Roman" w:hAnsi="Times New Roman"/>
+        </w:rPr>
+        <w:t xml:space="preserve"> (formato de "gravata-borboleta" com achatamento central) — o sinal clínico de que o Vetor Radial funcionou exatamente como planejado.</w:t>
+      </w:r>
+    </w:p>
+    <w:p>
+      <w:pPr>
+        <w:pStyle w:val="Heading4"/>
+        <w:spacing w:before="226" w:after="56"/>
+      </w:pPr>
+      <w:r>
+        <w:rPr>
+          <w:b/>
+          <w:bCs/>
+          <w:color w:val="1B365D"/>
+          <w:sz w:val="22"/>
+          <w:szCs w:val="22"/>
+          <w:rFonts w:ascii="Times New Roman" w:cs="Times New Roman" w:eastAsia="Times New Roman" w:hAnsi="Times New Roman"/>
+        </w:rPr>
+        <w:t xml:space="preserve">Modelo — vetor puramente matemático, a magnitude e distribuição formam:</w:t>
+      </w:r>
+    </w:p>
+    <w:p>
+      <w:pPr>
+        <w:pBdr>
+          <w:top w:val="single" w:color="CCCCCC" w:sz="4"/>
+          <w:bottom w:val="single" w:color="CCCCCC" w:sz="4"/>
+          <w:left w:val="single" w:color="CCCCCC" w:sz="4"/>
+          <w:right w:val="single" w:color="CCCCCC" w:sz="4"/>
+        </w:pBdr>
+        <w:shd w:fill="F5F5F5" w:val="clear"/>
+        <w:spacing w:before="0" w:after="0" w:line="240"/>
+        <w:ind w:left="283" w:right="283"/>
+      </w:pPr>
+      <w:r>
+        <w:rPr>
+          <w:color w:val="1A1A1A"/>
+          <w:sz w:val="18"/>
+          <w:szCs w:val="18"/>
+          <w:rFonts w:ascii="Courier New" w:cs="Courier New" w:eastAsia="Courier New" w:hAnsi="Courier New"/>
+        </w:rPr>
+        <w:t xml:space="preserve">Vetor Radial = f(t, d, E_estromal, r)</w:t>
+      </w:r>
+    </w:p>
+    <w:p>
+      <w:pPr>
+        <w:pBdr>
+          <w:top w:val="single" w:color="CCCCCC" w:sz="4"/>
+          <w:bottom w:val="single" w:color="CCCCCC" w:sz="4"/>
+          <w:left w:val="single" w:color="CCCCCC" w:sz="4"/>
+          <w:right w:val="single" w:color="CCCCCC" w:sz="4"/>
+        </w:pBdr>
+        <w:shd w:fill="F5F5F5" w:val="clear"/>
+        <w:spacing w:before="0" w:after="0" w:line="240"/>
+        <w:ind w:left="283" w:right="283"/>
+      </w:pPr>
+      <w:r>
+        <w:rPr>
+          <w:color w:val="1A1A1A"/>
+          <w:sz w:val="18"/>
+          <w:szCs w:val="18"/>
+          <w:rFonts w:ascii="Courier New" w:cs="Courier New" w:eastAsia="Courier New" w:hAnsi="Courier New"/>
+        </w:rPr>
+      </w:r>
+    </w:p>
+    <w:p>
+      <w:pPr>
+        <w:pBdr>
+          <w:top w:val="single" w:color="CCCCCC" w:sz="4"/>
+          <w:bottom w:val="single" w:color="CCCCCC" w:sz="4"/>
+          <w:left w:val="single" w:color="CCCCCC" w:sz="4"/>
+          <w:right w:val="single" w:color="CCCCCC" w:sz="4"/>
+        </w:pBdr>
+        <w:shd w:fill="F5F5F5" w:val="clear"/>
+        <w:spacing w:before="0" w:after="0" w:line="240"/>
+        <w:ind w:left="283" w:right="283"/>
+      </w:pPr>
+      <w:r>
+        <w:rPr>
+          <w:color w:val="1A1A1A"/>
+          <w:sz w:val="18"/>
+          <w:szCs w:val="18"/>
+          <w:rFonts w:ascii="Courier New" w:cs="Courier New" w:eastAsia="Courier New" w:hAnsi="Courier New"/>
+        </w:rPr>
+        <w:t xml:space="preserve">Onde:</w:t>
+      </w:r>
+    </w:p>
+    <w:p>
+      <w:pPr>
+        <w:pBdr>
+          <w:top w:val="single" w:color="CCCCCC" w:sz="4"/>
+          <w:bottom w:val="single" w:color="CCCCCC" w:sz="4"/>
+          <w:left w:val="single" w:color="CCCCCC" w:sz="4"/>
+          <w:right w:val="single" w:color="CCCCCC" w:sz="4"/>
+        </w:pBdr>
+        <w:shd w:fill="F5F5F5" w:val="clear"/>
+        <w:spacing w:before="0" w:after="0" w:line="240"/>
+        <w:ind w:left="283" w:right="283"/>
+      </w:pPr>
+      <w:r>
+        <w:rPr>
+          <w:color w:val="1A1A1A"/>
+          <w:sz w:val="18"/>
+          <w:szCs w:val="18"/>
+          <w:rFonts w:ascii="Courier New" w:cs="Courier New" w:eastAsia="Courier New" w:hAnsi="Courier New"/>
+        </w:rPr>
+        <w:t xml:space="preserve">  t = espessura do segmento de anel (μm)</w:t>
+      </w:r>
+    </w:p>
+    <w:p>
+      <w:pPr>
+        <w:pBdr>
+          <w:top w:val="single" w:color="CCCCCC" w:sz="4"/>
+          <w:bottom w:val="single" w:color="CCCCCC" w:sz="4"/>
+          <w:left w:val="single" w:color="CCCCCC" w:sz="4"/>
+          <w:right w:val="single" w:color="CCCCCC" w:sz="4"/>
+        </w:pBdr>
+        <w:shd w:fill="F5F5F5" w:val="clear"/>
+        <w:spacing w:before="0" w:after="0" w:line="240"/>
+        <w:ind w:left="283" w:right="283"/>
+      </w:pPr>
+      <w:r>
+        <w:rPr>
+          <w:color w:val="1A1A1A"/>
+          <w:sz w:val="18"/>
+          <w:szCs w:val="18"/>
+          <w:rFonts w:ascii="Courier New" w:cs="Courier New" w:eastAsia="Courier New" w:hAnsi="Courier New"/>
+        </w:rPr>
+        <w:t xml:space="preserve">  d = diâmetro de implantação (mm)</w:t>
+      </w:r>
+    </w:p>
+    <w:p>
+      <w:pPr>
+        <w:pBdr>
+          <w:top w:val="single" w:color="CCCCCC" w:sz="4"/>
+          <w:bottom w:val="single" w:color="CCCCCC" w:sz="4"/>
+          <w:left w:val="single" w:color="CCCCCC" w:sz="4"/>
+          <w:right w:val="single" w:color="CCCCCC" w:sz="4"/>
+        </w:pBdr>
+        <w:shd w:fill="F5F5F5" w:val="clear"/>
+        <w:spacing w:before="0" w:after="0" w:line="240"/>
+        <w:ind w:left="283" w:right="283"/>
+      </w:pPr>
+      <w:r>
+        <w:rPr>
+          <w:color w:val="1A1A1A"/>
+          <w:sz w:val="18"/>
+          <w:szCs w:val="18"/>
+          <w:rFonts w:ascii="Courier New" w:cs="Courier New" w:eastAsia="Courier New" w:hAnsi="Courier New"/>
+        </w:rPr>
+        <w:t xml:space="preserve">  E_estromal = módulo de elasticidade lamelar local (Young modulus)</w:t>
+      </w:r>
+    </w:p>
+    <w:p>
+      <w:pPr>
+        <w:pBdr>
+          <w:top w:val="single" w:color="CCCCCC" w:sz="4"/>
+          <w:bottom w:val="single" w:color="CCCCCC" w:sz="4"/>
+          <w:left w:val="single" w:color="CCCCCC" w:sz="4"/>
+          <w:right w:val="single" w:color="CCCCCC" w:sz="4"/>
+        </w:pBdr>
+        <w:shd w:fill="F5F5F5" w:val="clear"/>
+        <w:spacing w:before="0" w:after="0" w:line="240"/>
+        <w:ind w:left="283" w:right="283"/>
+      </w:pPr>
+      <w:r>
+        <w:rPr>
+          <w:color w:val="1A1A1A"/>
+          <w:sz w:val="18"/>
+          <w:szCs w:val="18"/>
+          <w:rFonts w:ascii="Courier New" w:cs="Courier New" w:eastAsia="Courier New" w:hAnsi="Courier New"/>
+        </w:rPr>
+        <w:t xml:space="preserve">  r = raio de curvatura original da córnea</w:t>
+      </w:r>
+    </w:p>
+    <w:p>
+      <w:pPr>
+        <w:spacing w:before="0" w:after="170"/>
+      </w:pPr>
+    </w:p>
+    <w:p>
+      <w:pPr>
+        <w:spacing w:line="276" w:before="0" w:after="170"/>
+        <w:jc w:val="both"/>
+      </w:pPr>
+      <w:r>
+        <w:rPr>
+          <w:color w:val="1A1A1A"/>
+          <w:sz w:val="22"/>
+          <w:szCs w:val="22"/>
+          <w:rFonts w:ascii="Times New Roman" w:cs="Times New Roman" w:eastAsia="Times New Roman" w:hAnsi="Times New Roman"/>
+        </w:rPr>
+        <w:t xml:space="preserve">Numa visão </w:t>
+      </w:r>
+      <w:r>
+        <w:rPr>
+          <w:i/>
+          <w:iCs/>
+          <w:color w:val="1A1A1A"/>
+          <w:sz w:val="22"/>
+          <w:szCs w:val="22"/>
+          <w:rFonts w:ascii="Times New Roman" w:cs="Times New Roman" w:eastAsia="Times New Roman" w:hAnsi="Times New Roman"/>
+        </w:rPr>
+        <w:t xml:space="preserve">top-down</w:t>
+      </w:r>
+      <w:r>
+        <w:rPr>
+          <w:color w:val="1A1A1A"/>
+          <w:sz w:val="22"/>
+          <w:szCs w:val="22"/>
+          <w:rFonts w:ascii="Times New Roman" w:cs="Times New Roman" w:eastAsia="Times New Roman" w:hAnsi="Times New Roman"/>
+        </w:rPr>
+        <w:t xml:space="preserve"> (frontal), em vez de meras setas, observe a córnea como um tecido tensionado. Os segmentos laterais agem como </w:t>
+      </w:r>
+      <w:r>
+        <w:rPr>
+          <w:b/>
+          <w:bCs/>
+          <w:color w:val="1A1A1A"/>
+          <w:sz w:val="22"/>
+          <w:szCs w:val="22"/>
+          <w:rFonts w:ascii="Times New Roman" w:cs="Times New Roman" w:eastAsia="Times New Roman" w:hAnsi="Times New Roman"/>
+        </w:rPr>
+        <w:t xml:space="preserve">âncoras estromais</w:t>
+      </w:r>
+      <w:r>
+        <w:rPr>
+          <w:color w:val="1A1A1A"/>
+          <w:sz w:val="22"/>
+          <w:szCs w:val="22"/>
+          <w:rFonts w:ascii="Times New Roman" w:cs="Times New Roman" w:eastAsia="Times New Roman" w:hAnsi="Times New Roman"/>
+        </w:rPr>
+        <w:t xml:space="preserve">, puxando ativamente as linhas de tensão (as fibras) a partir das bordas, criando um trecho uniformemente esticado (zona óptica aplainada) em todo o centro.</w:t>
+      </w:r>
+    </w:p>
+    <w:p>
+      <w:pPr>
+        <w:spacing w:before="226" w:after="113"/>
+        <w:jc w:val="center"/>
+      </w:pPr>
+      <w:r>
+        <w:drawing>
+          <wp:inline distT="0" distB="0" distL="0" distR="0">
+            <wp:extent cx="5038725" cy="3600450"/>
+            <wp:effectExtent t="0" r="0" b="0" l="0"/>
+            <wp:docPr id="1" name="" descr="" title=""/>
+            <wp:cNvGraphicFramePr>
+              <a:graphicFrameLocks xmlns:a="http://schemas.openxmlformats.org/drawingml/2006/main" noChangeAspect="1"/>
+            </wp:cNvGraphicFramePr>
+            <a:graphic xmlns:a="http://schemas.openxmlformats.org/drawingml/2006/main">
+              <a:graphicData uri="http://schemas.openxmlformats.org/drawingml/2006/picture">
+                <pic:pic xmlns:pic="http://schemas.openxmlformats.org/drawingml/2006/picture">
+                  <pic:nvPicPr>
+                    <pic:cNvPr id="0" name="" descr=""/>
+                    <pic:cNvPicPr>
+                      <a:picLocks noChangeAspect="1" noChangeArrowheads="1"/>
+                    </pic:cNvPicPr>
+                  </pic:nvPicPr>
+                  <pic:blipFill>
+                    <a:blip r:embed="rId11" cstate="none"/>
                     <a:srcRect/>
                     <a:stretch>
                       <a:fillRect/>
